--- a/ky/wisdom-stories/most-beautiful-places-in-the-world.docx
+++ b/ky/wisdom-stories/most-beautiful-places-in-the-world.docx
@@ -39,7 +39,7 @@
           <w:sz w:val="22"/>
           <w:lang w:val="ky-KG"/>
         </w:rPr>
-        <w:t>Дүйнөдөгү эң жакшы орун — сени жакшы көргөн адамдардын оюнда, дубасында, жүрөгүндө болуу.</w:t>
+        <w:t>Дүйнөдөгү эң сонун жер — өзүң сүйгөн адамдардын оюнда, дубасында жана жүрөгүндө ээлеген ордуң.</w:t>
       </w:r>
     </w:p>
     <w:p>
@@ -63,7 +63,7 @@
           <w:sz w:val="22"/>
           <w:lang w:val="ky-KG"/>
         </w:rPr>
-        <w:t xml:space="preserve">Сабак: </w:t>
+        <w:t>Сабак: Адам боло ала турган эң сонун жер — сүйгөндөрүнүн жүрөгү жана дубасы. Чыныгы жай дарек эмес, сүйүү.</w:t>
       </w:r>
       <w:r>
         <w:rPr>
@@ -72,7 +72,6 @@
           <w:sz w:val="22"/>
           <w:lang w:val="ky-KG"/>
         </w:rPr>
-        <w:t>Бирөөнүн жүрөгүнөн орун алып, ак тилегине кошулуу — чоң бакыт. Адамдын чыныгы жайы мээрим бар жерде.</w:t>
       </w:r>
     </w:p>
     <w:p>
@@ -92,7 +91,7 @@
           <w:sz w:val="18"/>
           <w:lang w:val="ky-KG"/>
         </w:rPr>
-        <w:t>Окуя ачык интернет булактарынан алынды.</w:t>
+        <w:t>Аңгемелер ачык интернет булактарынан алынган, иллюстрациялар болсо ЖИ менен түзүлгөн.</w:t>
       </w:r>
     </w:p>
     <w:sectPr>
